--- a/tests/DSS-CW2-Test-Plan.docx
+++ b/tests/DSS-CW2-Test-Plan.docx
@@ -448,7 +448,7 @@
             </w:pPr>
             <w:r>
               <w:drawing>
-                <wp:inline wp14:editId="6D30E4C8" wp14:anchorId="1BB992B1">
+                <wp:inline wp14:editId="4DA4374A" wp14:anchorId="1BB992B1">
                   <wp:extent cx="1409700" cy="333375"/>
                   <wp:effectExtent l="0" t="0" r="0" b="0"/>
                   <wp:docPr id="525636200" name="drawing"/>
@@ -636,7 +636,7 @@
             </w:pPr>
             <w:r>
               <w:drawing>
-                <wp:inline wp14:editId="50E08C61" wp14:anchorId="50183E86">
+                <wp:inline wp14:editId="4F624440" wp14:anchorId="50183E86">
                   <wp:extent cx="1409700" cy="523875"/>
                   <wp:effectExtent l="0" t="0" r="0" b="0"/>
                   <wp:docPr id="2072762659" name="drawing"/>
@@ -824,7 +824,7 @@
             </w:pPr>
             <w:r>
               <w:drawing>
-                <wp:inline wp14:editId="03470F78" wp14:anchorId="1807A376">
+                <wp:inline wp14:editId="068A3D9C" wp14:anchorId="1807A376">
                   <wp:extent cx="1409700" cy="323850"/>
                   <wp:effectExtent l="0" t="0" r="0" b="0"/>
                   <wp:docPr id="1036778820" name="drawing"/>
@@ -1012,7 +1012,7 @@
             </w:pPr>
             <w:r>
               <w:drawing>
-                <wp:inline wp14:editId="059B0413" wp14:anchorId="24CB7C5F">
+                <wp:inline wp14:editId="71F2304F" wp14:anchorId="24CB7C5F">
                   <wp:extent cx="1409700" cy="1057275"/>
                   <wp:effectExtent l="0" t="0" r="0" b="0"/>
                   <wp:docPr id="1078971347" name="drawing"/>
@@ -1200,7 +1200,7 @@
             </w:pPr>
             <w:r>
               <w:drawing>
-                <wp:inline wp14:editId="69C7C8FD" wp14:anchorId="007940E4">
+                <wp:inline wp14:editId="65AF8C7A" wp14:anchorId="007940E4">
                   <wp:extent cx="1409700" cy="666750"/>
                   <wp:effectExtent l="0" t="0" r="0" b="0"/>
                   <wp:docPr id="1257467649" name="drawing"/>
@@ -1388,7 +1388,7 @@
             </w:pPr>
             <w:r>
               <w:drawing>
-                <wp:inline wp14:editId="28E454D7" wp14:anchorId="4BC092B6">
+                <wp:inline wp14:editId="1887EEDE" wp14:anchorId="4BC092B6">
                   <wp:extent cx="1409700" cy="647700"/>
                   <wp:effectExtent l="0" t="0" r="0" b="0"/>
                   <wp:docPr id="1684194090" name="drawing"/>
@@ -1576,7 +1576,7 @@
             </w:pPr>
             <w:r>
               <w:drawing>
-                <wp:inline wp14:editId="7E6C3778" wp14:anchorId="4B01E829">
+                <wp:inline wp14:editId="4121E470" wp14:anchorId="4B01E829">
                   <wp:extent cx="1409700" cy="619125"/>
                   <wp:effectExtent l="0" t="0" r="0" b="0"/>
                   <wp:docPr id="875611481" name="drawing"/>
@@ -1764,7 +1764,7 @@
             </w:pPr>
             <w:r>
               <w:drawing>
-                <wp:inline wp14:editId="7E8BB160" wp14:anchorId="5909211D">
+                <wp:inline wp14:editId="0EE570E4" wp14:anchorId="5909211D">
                   <wp:extent cx="1409700" cy="438150"/>
                   <wp:effectExtent l="0" t="0" r="0" b="0"/>
                   <wp:docPr id="1439786161" name="drawing"/>
@@ -5532,7 +5532,7 @@
             </w:pPr>
             <w:r>
               <w:drawing>
-                <wp:inline wp14:editId="59B765DD" wp14:anchorId="7A57A4ED">
+                <wp:inline wp14:editId="1D2E403C" wp14:anchorId="7A57A4ED">
                   <wp:extent cx="8067675" cy="571500"/>
                   <wp:effectExtent l="0" t="0" r="0" b="0"/>
                   <wp:docPr id="368214536" name="drawing"/>
@@ -5606,7 +5606,7 @@
             </w:pPr>
             <w:r>
               <w:drawing>
-                <wp:inline wp14:editId="58A7E930" wp14:anchorId="23BF0DA5">
+                <wp:inline wp14:editId="11375FE1" wp14:anchorId="23BF0DA5">
                   <wp:extent cx="8067675" cy="628650"/>
                   <wp:effectExtent l="0" t="0" r="0" b="0"/>
                   <wp:docPr id="197098803" name="drawing"/>
@@ -5680,7 +5680,7 @@
             </w:pPr>
             <w:r>
               <w:drawing>
-                <wp:inline wp14:editId="43DF5502" wp14:anchorId="046CD76F">
+                <wp:inline wp14:editId="7C9F9161" wp14:anchorId="046CD76F">
                   <wp:extent cx="8067675" cy="409575"/>
                   <wp:effectExtent l="0" t="0" r="0" b="0"/>
                   <wp:docPr id="221380136" name="drawing"/>
@@ -5754,7 +5754,7 @@
             </w:pPr>
             <w:r>
               <w:drawing>
-                <wp:inline wp14:editId="72D48A7A" wp14:anchorId="257B4A25">
+                <wp:inline wp14:editId="65E7ED15" wp14:anchorId="257B4A25">
                   <wp:extent cx="8067675" cy="485775"/>
                   <wp:effectExtent l="0" t="0" r="0" b="0"/>
                   <wp:docPr id="876248068" name="drawing"/>
@@ -5828,7 +5828,7 @@
             </w:pPr>
             <w:r>
               <w:drawing>
-                <wp:inline wp14:editId="5167C120" wp14:anchorId="0855CC86">
+                <wp:inline wp14:editId="7E5C7758" wp14:anchorId="0855CC86">
                   <wp:extent cx="8067675" cy="647700"/>
                   <wp:effectExtent l="0" t="0" r="0" b="0"/>
                   <wp:docPr id="1997659423" name="drawing"/>
@@ -5902,7 +5902,7 @@
             </w:pPr>
             <w:r>
               <w:drawing>
-                <wp:inline wp14:editId="4A588CAE" wp14:anchorId="583DF62B">
+                <wp:inline wp14:editId="151A7682" wp14:anchorId="583DF62B">
                   <wp:extent cx="8067675" cy="523875"/>
                   <wp:effectExtent l="0" t="0" r="0" b="0"/>
                   <wp:docPr id="680009031" name="drawing"/>
@@ -5976,7 +5976,7 @@
             </w:pPr>
             <w:r>
               <w:drawing>
-                <wp:inline wp14:editId="73E4EFD2" wp14:anchorId="67E779A6">
+                <wp:inline wp14:editId="0DA5C508" wp14:anchorId="67E779A6">
                   <wp:extent cx="8067675" cy="409575"/>
                   <wp:effectExtent l="0" t="0" r="0" b="0"/>
                   <wp:docPr id="2102996788" name="drawing"/>
@@ -6050,7 +6050,7 @@
             </w:pPr>
             <w:r>
               <w:drawing>
-                <wp:inline wp14:editId="59E9CDB2" wp14:anchorId="609F2542">
+                <wp:inline wp14:editId="385B1935" wp14:anchorId="609F2542">
                   <wp:extent cx="8067675" cy="390525"/>
                   <wp:effectExtent l="0" t="0" r="0" b="0"/>
                   <wp:docPr id="309495760" name="drawing"/>
@@ -6124,7 +6124,7 @@
             </w:pPr>
             <w:r>
               <w:drawing>
-                <wp:inline wp14:editId="2C5C15B7" wp14:anchorId="4A15AF79">
+                <wp:inline wp14:editId="5FA22A41" wp14:anchorId="4A15AF79">
                   <wp:extent cx="7557462" cy="342742"/>
                   <wp:effectExtent l="0" t="0" r="0" b="0"/>
                   <wp:docPr id="1782961316" name="drawing"/>
@@ -6202,7 +6202,7 @@
             </w:pPr>
             <w:r>
               <w:drawing>
-                <wp:inline wp14:editId="4DF57AA0" wp14:anchorId="441495B1">
+                <wp:inline wp14:editId="5A4DD5F7" wp14:anchorId="441495B1">
                   <wp:extent cx="8067675" cy="904875"/>
                   <wp:effectExtent l="0" t="0" r="0" b="0"/>
                   <wp:docPr id="267911291" name="drawing"/>
@@ -6280,7 +6280,7 @@
             </w:pPr>
             <w:r>
               <w:drawing>
-                <wp:inline wp14:editId="2ACB8F3B" wp14:anchorId="20546201">
+                <wp:inline wp14:editId="7E7DFDFB" wp14:anchorId="20546201">
                   <wp:extent cx="8067675" cy="1485900"/>
                   <wp:effectExtent l="0" t="0" r="0" b="0"/>
                   <wp:docPr id="589742697" name="drawing"/>
@@ -6358,7 +6358,7 @@
             </w:pPr>
             <w:r>
               <w:drawing>
-                <wp:inline wp14:editId="400C2408" wp14:anchorId="7CE44515">
+                <wp:inline wp14:editId="366844D9" wp14:anchorId="7CE44515">
                   <wp:extent cx="8067675" cy="495300"/>
                   <wp:effectExtent l="0" t="0" r="0" b="0"/>
                   <wp:docPr id="1188956476" name="drawing"/>
@@ -6436,7 +6436,7 @@
             </w:pPr>
             <w:r>
               <w:drawing>
-                <wp:inline wp14:editId="544EC0F9" wp14:anchorId="6FABFC55">
+                <wp:inline wp14:editId="576908A3" wp14:anchorId="6FABFC55">
                   <wp:extent cx="8067675" cy="542925"/>
                   <wp:effectExtent l="0" t="0" r="0" b="0"/>
                   <wp:docPr id="194157132" name="drawing"/>
@@ -6514,7 +6514,7 @@
             </w:pPr>
             <w:r>
               <w:drawing>
-                <wp:inline wp14:editId="2A918720" wp14:anchorId="2905E8BD">
+                <wp:inline wp14:editId="2E81DF04" wp14:anchorId="2905E8BD">
                   <wp:extent cx="8067675" cy="485775"/>
                   <wp:effectExtent l="0" t="0" r="0" b="0"/>
                   <wp:docPr id="224965301" name="drawing"/>
@@ -6592,7 +6592,7 @@
             </w:pPr>
             <w:r>
               <w:drawing>
-                <wp:inline wp14:editId="46C4C5C2" wp14:anchorId="31B16875">
+                <wp:inline wp14:editId="3E545D58" wp14:anchorId="31B16875">
                   <wp:extent cx="8067675" cy="819150"/>
                   <wp:effectExtent l="0" t="0" r="0" b="0"/>
                   <wp:docPr id="1916884090" name="drawing"/>
@@ -6670,7 +6670,7 @@
             </w:pPr>
             <w:r>
               <w:drawing>
-                <wp:inline wp14:editId="7F1D12FE" wp14:anchorId="5A5FE98D">
+                <wp:inline wp14:editId="68E655DF" wp14:anchorId="5A5FE98D">
                   <wp:extent cx="8067675" cy="542925"/>
                   <wp:effectExtent l="0" t="0" r="0" b="0"/>
                   <wp:docPr id="1086944492" name="drawing"/>
@@ -6744,7 +6744,7 @@
             </w:pPr>
             <w:r>
               <w:drawing>
-                <wp:inline wp14:editId="53361BA7" wp14:anchorId="1B7747D8">
+                <wp:inline wp14:editId="1399EE24" wp14:anchorId="1B7747D8">
                   <wp:extent cx="8067675" cy="523875"/>
                   <wp:effectExtent l="0" t="0" r="0" b="0"/>
                   <wp:docPr id="1739669320" name="drawing"/>
@@ -7160,6 +7160,14 @@
                 <w:szCs w:val="18"/>
               </w:rPr>
             </w:pPr>
+            <w:r>
+              <w:rPr>
+                <w:color w:val="000000" w:themeColor="text1" w:themeTint="FF" w:themeShade="FF"/>
+                <w:sz w:val="18"/>
+                <w:szCs w:val="18"/>
+              </w:rPr>
+              <w:t>Y</w:t>
+            </w:r>
           </w:p>
         </w:tc>
         <w:tc>
@@ -7187,6 +7195,14 @@
                 <w:szCs w:val="18"/>
               </w:rPr>
             </w:pPr>
+            <w:r>
+              <w:rPr>
+                <w:color w:val="000000" w:themeColor="text1" w:themeTint="FF" w:themeShade="FF"/>
+                <w:sz w:val="18"/>
+                <w:szCs w:val="18"/>
+              </w:rPr>
+              <w:t>None</w:t>
+            </w:r>
           </w:p>
         </w:tc>
         <w:tc>
@@ -7214,6 +7230,14 @@
                 <w:szCs w:val="18"/>
               </w:rPr>
             </w:pPr>
+            <w:r>
+              <w:rPr>
+                <w:color w:val="000000" w:themeColor="text1" w:themeTint="FF" w:themeShade="FF"/>
+                <w:sz w:val="18"/>
+                <w:szCs w:val="18"/>
+              </w:rPr>
+              <w:t>1 minute</w:t>
+            </w:r>
           </w:p>
         </w:tc>
         <w:tc>
@@ -7240,6 +7264,14 @@
                 <w:szCs w:val="18"/>
               </w:rPr>
             </w:pPr>
+            <w:r>
+              <w:rPr>
+                <w:color w:val="000000" w:themeColor="text1" w:themeTint="FF" w:themeShade="FF"/>
+                <w:sz w:val="18"/>
+                <w:szCs w:val="18"/>
+              </w:rPr>
+              <w:t>Simple.</w:t>
+            </w:r>
           </w:p>
         </w:tc>
       </w:tr>
@@ -7324,6 +7356,10 @@
             <w:pPr>
               <w:spacing w:before="40" w:after="40"/>
             </w:pPr>
+            <w:r>
+              <w:rPr/>
+              <w:t>Y</w:t>
+            </w:r>
           </w:p>
         </w:tc>
         <w:tc>
@@ -7346,6 +7382,10 @@
             <w:pPr>
               <w:spacing w:before="40" w:after="40"/>
             </w:pPr>
+            <w:r>
+              <w:rPr/>
+              <w:t>None</w:t>
+            </w:r>
           </w:p>
         </w:tc>
         <w:tc>
@@ -7368,6 +7408,10 @@
             <w:pPr>
               <w:spacing w:before="40" w:after="40"/>
             </w:pPr>
+            <w:r>
+              <w:rPr/>
+              <w:t>1 minute</w:t>
+            </w:r>
           </w:p>
         </w:tc>
         <w:tc>
@@ -7386,6 +7430,15 @@
               <w:right w:w="120" w:type="dxa"/>
             </w:tcMar>
           </w:tcPr>
+          <w:p>
+            <w:pPr>
+              <w:spacing w:before="40" w:after="40"/>
+            </w:pPr>
+            <w:r>
+              <w:rPr/>
+              <w:t>Used phone camera, on Microsoft Authenticator, fine.</w:t>
+            </w:r>
+          </w:p>
           <w:p/>
         </w:tc>
       </w:tr>
@@ -7470,6 +7523,10 @@
             <w:pPr>
               <w:spacing w:before="40" w:after="40"/>
             </w:pPr>
+            <w:r>
+              <w:rPr/>
+              <w:t>Y</w:t>
+            </w:r>
           </w:p>
         </w:tc>
         <w:tc>
@@ -7492,6 +7549,10 @@
             <w:pPr>
               <w:spacing w:before="40" w:after="40"/>
             </w:pPr>
+            <w:r>
+              <w:rPr/>
+              <w:t>None</w:t>
+            </w:r>
           </w:p>
         </w:tc>
         <w:tc>
@@ -7514,6 +7575,10 @@
             <w:pPr>
               <w:spacing w:before="40" w:after="40"/>
             </w:pPr>
+            <w:r>
+              <w:rPr/>
+              <w:t>20 seconds</w:t>
+            </w:r>
           </w:p>
         </w:tc>
         <w:tc>
@@ -7532,7 +7597,12 @@
               <w:right w:w="120" w:type="dxa"/>
             </w:tcMar>
           </w:tcPr>
-          <w:p/>
+          <w:p>
+            <w:r>
+              <w:rPr/>
+              <w:t>Easy</w:t>
+            </w:r>
+          </w:p>
         </w:tc>
       </w:tr>
       <w:tr>
@@ -7615,7 +7685,12 @@
               <w:right w:w="120" w:type="dxa"/>
             </w:tcMar>
           </w:tcPr>
-          <w:p/>
+          <w:p>
+            <w:r>
+              <w:rPr/>
+              <w:t>Y</w:t>
+            </w:r>
+          </w:p>
         </w:tc>
         <w:tc>
           <w:tcPr>
@@ -7633,7 +7708,12 @@
               <w:right w:w="120" w:type="dxa"/>
             </w:tcMar>
           </w:tcPr>
-          <w:p/>
+          <w:p>
+            <w:r>
+              <w:rPr/>
+              <w:t>None</w:t>
+            </w:r>
+          </w:p>
         </w:tc>
         <w:tc>
           <w:tcPr>
@@ -7651,7 +7731,12 @@
               <w:right w:w="120" w:type="dxa"/>
             </w:tcMar>
           </w:tcPr>
-          <w:p/>
+          <w:p>
+            <w:r>
+              <w:rPr/>
+              <w:t>30 seconds</w:t>
+            </w:r>
+          </w:p>
         </w:tc>
         <w:tc>
           <w:tcPr>
@@ -7669,7 +7754,12 @@
               <w:right w:w="120" w:type="dxa"/>
             </w:tcMar>
           </w:tcPr>
-          <w:p/>
+          <w:p>
+            <w:r>
+              <w:rPr/>
+              <w:t>Simple</w:t>
+            </w:r>
+          </w:p>
         </w:tc>
       </w:tr>
       <w:tr>
@@ -7752,7 +7842,12 @@
               <w:right w:w="120" w:type="dxa"/>
             </w:tcMar>
           </w:tcPr>
-          <w:p/>
+          <w:p>
+            <w:r>
+              <w:rPr/>
+              <w:t>Y</w:t>
+            </w:r>
+          </w:p>
         </w:tc>
         <w:tc>
           <w:tcPr>
@@ -7770,7 +7865,12 @@
               <w:right w:w="120" w:type="dxa"/>
             </w:tcMar>
           </w:tcPr>
-          <w:p/>
+          <w:p>
+            <w:r>
+              <w:rPr/>
+              <w:t>None</w:t>
+            </w:r>
+          </w:p>
         </w:tc>
         <w:tc>
           <w:tcPr>
@@ -7788,7 +7888,12 @@
               <w:right w:w="120" w:type="dxa"/>
             </w:tcMar>
           </w:tcPr>
-          <w:p/>
+          <w:p>
+            <w:r>
+              <w:rPr/>
+              <w:t>20 seconds</w:t>
+            </w:r>
+          </w:p>
         </w:tc>
         <w:tc>
           <w:tcPr>
@@ -7806,7 +7911,12 @@
               <w:right w:w="120" w:type="dxa"/>
             </w:tcMar>
           </w:tcPr>
-          <w:p/>
+          <w:p>
+            <w:r>
+              <w:rPr/>
+              <w:t>Simple</w:t>
+            </w:r>
+          </w:p>
         </w:tc>
       </w:tr>
       <w:tr>
@@ -7889,7 +7999,12 @@
               <w:right w:w="120" w:type="dxa"/>
             </w:tcMar>
           </w:tcPr>
-          <w:p/>
+          <w:p>
+            <w:r>
+              <w:rPr/>
+              <w:t>Y</w:t>
+            </w:r>
+          </w:p>
         </w:tc>
         <w:tc>
           <w:tcPr>
@@ -7907,7 +8022,12 @@
               <w:right w:w="120" w:type="dxa"/>
             </w:tcMar>
           </w:tcPr>
-          <w:p/>
+          <w:p>
+            <w:r>
+              <w:rPr/>
+              <w:t>None</w:t>
+            </w:r>
+          </w:p>
         </w:tc>
         <w:tc>
           <w:tcPr>
@@ -7925,7 +8045,12 @@
               <w:right w:w="120" w:type="dxa"/>
             </w:tcMar>
           </w:tcPr>
-          <w:p/>
+          <w:p>
+            <w:r>
+              <w:rPr/>
+              <w:t>20 seconds</w:t>
+            </w:r>
+          </w:p>
         </w:tc>
         <w:tc>
           <w:tcPr>
@@ -7943,7 +8068,12 @@
               <w:right w:w="120" w:type="dxa"/>
             </w:tcMar>
           </w:tcPr>
-          <w:p/>
+          <w:p>
+            <w:r>
+              <w:rPr/>
+              <w:t>Simple</w:t>
+            </w:r>
+          </w:p>
         </w:tc>
       </w:tr>
       <w:tr>
@@ -8026,7 +8156,12 @@
               <w:right w:w="120" w:type="dxa"/>
             </w:tcMar>
           </w:tcPr>
-          <w:p/>
+          <w:p>
+            <w:r>
+              <w:rPr/>
+              <w:t>Y</w:t>
+            </w:r>
+          </w:p>
         </w:tc>
         <w:tc>
           <w:tcPr>
@@ -8044,7 +8179,12 @@
               <w:right w:w="120" w:type="dxa"/>
             </w:tcMar>
           </w:tcPr>
-          <w:p/>
+          <w:p>
+            <w:r>
+              <w:rPr/>
+              <w:t>None</w:t>
+            </w:r>
+          </w:p>
         </w:tc>
         <w:tc>
           <w:tcPr>
@@ -8062,7 +8202,12 @@
               <w:right w:w="120" w:type="dxa"/>
             </w:tcMar>
           </w:tcPr>
-          <w:p/>
+          <w:p>
+            <w:r>
+              <w:rPr/>
+              <w:t>10 seconds</w:t>
+            </w:r>
+          </w:p>
         </w:tc>
         <w:tc>
           <w:tcPr>
@@ -8080,7 +8225,12 @@
               <w:right w:w="120" w:type="dxa"/>
             </w:tcMar>
           </w:tcPr>
-          <w:p/>
+          <w:p>
+            <w:r>
+              <w:rPr/>
+              <w:t>Simple</w:t>
+            </w:r>
+          </w:p>
         </w:tc>
       </w:tr>
       <w:tr>
@@ -8163,7 +8313,12 @@
               <w:right w:w="120" w:type="dxa"/>
             </w:tcMar>
           </w:tcPr>
-          <w:p/>
+          <w:p>
+            <w:r>
+              <w:rPr/>
+              <w:t>Y</w:t>
+            </w:r>
+          </w:p>
         </w:tc>
         <w:tc>
           <w:tcPr>
@@ -8181,7 +8336,12 @@
               <w:right w:w="120" w:type="dxa"/>
             </w:tcMar>
           </w:tcPr>
-          <w:p/>
+          <w:p>
+            <w:r>
+              <w:rPr/>
+              <w:t>None</w:t>
+            </w:r>
+          </w:p>
         </w:tc>
         <w:tc>
           <w:tcPr>
@@ -8199,7 +8359,12 @@
               <w:right w:w="120" w:type="dxa"/>
             </w:tcMar>
           </w:tcPr>
-          <w:p/>
+          <w:p>
+            <w:r>
+              <w:rPr/>
+              <w:t>20 seconds</w:t>
+            </w:r>
+          </w:p>
         </w:tc>
         <w:tc>
           <w:tcPr>
@@ -8217,7 +8382,12 @@
               <w:right w:w="120" w:type="dxa"/>
             </w:tcMar>
           </w:tcPr>
-          <w:p/>
+          <w:p>
+            <w:r>
+              <w:rPr/>
+              <w:t>Simple</w:t>
+            </w:r>
+          </w:p>
         </w:tc>
       </w:tr>
       <w:tr>
@@ -8300,7 +8470,12 @@
               <w:right w:w="120" w:type="dxa"/>
             </w:tcMar>
           </w:tcPr>
-          <w:p/>
+          <w:p>
+            <w:r>
+              <w:rPr/>
+              <w:t>Y</w:t>
+            </w:r>
+          </w:p>
         </w:tc>
         <w:tc>
           <w:tcPr>
@@ -8318,7 +8493,12 @@
               <w:right w:w="120" w:type="dxa"/>
             </w:tcMar>
           </w:tcPr>
-          <w:p/>
+          <w:p>
+            <w:r>
+              <w:rPr/>
+              <w:t>None</w:t>
+            </w:r>
+          </w:p>
         </w:tc>
         <w:tc>
           <w:tcPr>
@@ -8336,7 +8516,12 @@
               <w:right w:w="120" w:type="dxa"/>
             </w:tcMar>
           </w:tcPr>
-          <w:p/>
+          <w:p>
+            <w:r>
+              <w:rPr/>
+              <w:t>30 seconds</w:t>
+            </w:r>
+          </w:p>
         </w:tc>
         <w:tc>
           <w:tcPr>
@@ -8354,7 +8539,12 @@
               <w:right w:w="120" w:type="dxa"/>
             </w:tcMar>
           </w:tcPr>
-          <w:p/>
+          <w:p>
+            <w:r>
+              <w:rPr/>
+              <w:t>Simple</w:t>
+            </w:r>
+          </w:p>
         </w:tc>
       </w:tr>
       <w:tr>
@@ -8437,7 +8627,12 @@
               <w:right w:w="120" w:type="dxa"/>
             </w:tcMar>
           </w:tcPr>
-          <w:p/>
+          <w:p>
+            <w:r>
+              <w:rPr/>
+              <w:t>Y</w:t>
+            </w:r>
+          </w:p>
         </w:tc>
         <w:tc>
           <w:tcPr>
@@ -8455,7 +8650,12 @@
               <w:right w:w="120" w:type="dxa"/>
             </w:tcMar>
           </w:tcPr>
-          <w:p/>
+          <w:p>
+            <w:r>
+              <w:rPr/>
+              <w:t>None</w:t>
+            </w:r>
+          </w:p>
         </w:tc>
         <w:tc>
           <w:tcPr>
@@ -8473,7 +8673,12 @@
               <w:right w:w="120" w:type="dxa"/>
             </w:tcMar>
           </w:tcPr>
-          <w:p/>
+          <w:p>
+            <w:r>
+              <w:rPr/>
+              <w:t>20 seconds</w:t>
+            </w:r>
+          </w:p>
         </w:tc>
         <w:tc>
           <w:tcPr>
@@ -8491,7 +8696,12 @@
               <w:right w:w="120" w:type="dxa"/>
             </w:tcMar>
           </w:tcPr>
-          <w:p/>
+          <w:p>
+            <w:r>
+              <w:rPr/>
+              <w:t>Simple</w:t>
+            </w:r>
+          </w:p>
         </w:tc>
       </w:tr>
       <w:tr>
@@ -8574,7 +8784,12 @@
               <w:right w:w="120" w:type="dxa"/>
             </w:tcMar>
           </w:tcPr>
-          <w:p/>
+          <w:p>
+            <w:r>
+              <w:rPr/>
+              <w:t>Y</w:t>
+            </w:r>
+          </w:p>
         </w:tc>
         <w:tc>
           <w:tcPr>
@@ -8592,7 +8807,12 @@
               <w:right w:w="120" w:type="dxa"/>
             </w:tcMar>
           </w:tcPr>
-          <w:p/>
+          <w:p>
+            <w:r>
+              <w:rPr/>
+              <w:t>None</w:t>
+            </w:r>
+          </w:p>
         </w:tc>
         <w:tc>
           <w:tcPr>
@@ -8610,7 +8830,12 @@
               <w:right w:w="120" w:type="dxa"/>
             </w:tcMar>
           </w:tcPr>
-          <w:p/>
+          <w:p>
+            <w:r>
+              <w:rPr/>
+              <w:t>10 seconds</w:t>
+            </w:r>
+          </w:p>
         </w:tc>
         <w:tc>
           <w:tcPr>
@@ -8628,7 +8853,12 @@
               <w:right w:w="120" w:type="dxa"/>
             </w:tcMar>
           </w:tcPr>
-          <w:p/>
+          <w:p>
+            <w:r>
+              <w:rPr/>
+              <w:t>Simple</w:t>
+            </w:r>
+          </w:p>
         </w:tc>
       </w:tr>
       <w:tr>
@@ -8711,7 +8941,12 @@
               <w:right w:w="120" w:type="dxa"/>
             </w:tcMar>
           </w:tcPr>
-          <w:p/>
+          <w:p>
+            <w:r>
+              <w:rPr/>
+              <w:t>Y</w:t>
+            </w:r>
+          </w:p>
         </w:tc>
         <w:tc>
           <w:tcPr>
@@ -8729,7 +8964,12 @@
               <w:right w:w="120" w:type="dxa"/>
             </w:tcMar>
           </w:tcPr>
-          <w:p/>
+          <w:p>
+            <w:r>
+              <w:rPr/>
+              <w:t>None</w:t>
+            </w:r>
+          </w:p>
         </w:tc>
         <w:tc>
           <w:tcPr>
@@ -8747,7 +8987,12 @@
               <w:right w:w="120" w:type="dxa"/>
             </w:tcMar>
           </w:tcPr>
-          <w:p/>
+          <w:p>
+            <w:r>
+              <w:rPr/>
+              <w:t>1 minute</w:t>
+            </w:r>
+          </w:p>
         </w:tc>
         <w:tc>
           <w:tcPr>
@@ -8765,13 +9010,23 @@
               <w:right w:w="120" w:type="dxa"/>
             </w:tcMar>
           </w:tcPr>
-          <w:p/>
+          <w:p>
+            <w:r>
+              <w:rPr/>
+              <w:t>Simple</w:t>
+            </w:r>
+          </w:p>
         </w:tc>
       </w:tr>
     </w:tbl>
     <w:p>
       <w:pPr>
         <w:spacing w:before="80" w:after="80"/>
+      </w:pPr>
+    </w:p>
+    <w:p>
+      <w:pPr>
+        <w:pStyle w:val="Heading1"/>
       </w:pPr>
     </w:p>
     <w:p>
